--- a/docs/docx/strahovanie_sro.docx
+++ b/docs/docx/strahovanie_sro.docx
@@ -9,7 +9,7 @@
     </w:p>
     <w:p>
       <w:r>
-        <w:t>От: {{ФИО_УПРАВЛЯЮЩЕГО}}, {{ВИД_УПРАВЛЯЮЩЕГО}} {{ДОЛЖНИК_НАИМЕНОВАНИЕ}}, член {{СРО}}, ИНН {{ИНН_УПРАВЛЯЮЩЕГО}}, рег. номер в сводном реестре {{РЕГ_НОМЕР_АУ}}, адрес для корреспонденции: {{АДРЕС_АУ}}, тел. {{ТЕЛ_АУ}}, e-mail {{EMAIL_АУ}}</w:t>
+        <w:t>От: {{ФИО_УПРАВЛЯЮЩЕГО}}, {{ВИД_УПРАВЛЯЮЩЕГО}} {{ДОЛЖНИК_НАИМЕНОВАНИЕ}}, член СРО: {{СРО}}, ИНН {{ИНН_УПРАВЛЯЮЩЕГО}}, рег. номер в сводном реестре {{РЕГ_НОМЕР_АУ}}, адрес для корреспонденции: {{АДРЕС_АУ}}, тел. {{ТЕЛ_АУ}}, e-mail {{EMAIL_АУ}}</w:t>
       </w:r>
     </w:p>
     <w:p/>

--- a/docs/docx/strahovanie_sro.docx
+++ b/docs/docx/strahovanie_sro.docx
@@ -41,6 +41,12 @@
     <w:p>
       <w:r>
         <w:t>__________________ / {{ФИО_УПРАВЛЯЮЩЕГО}} /</w:t>
+      </w:r>
+    </w:p>
+    <w:p/>
+    <w:p>
+      <w:r>
+        <w:t>{{ДАТА}}</w:t>
       </w:r>
     </w:p>
     <w:sectPr>

--- a/docs/docx/strahovanie_sro.docx
+++ b/docs/docx/strahovanie_sro.docx
@@ -10,6 +10,12 @@
     <w:p>
       <w:r>
         <w:t>От: {{ФИО_УПРАВЛЯЮЩЕГО}}, {{ВИД_УПРАВЛЯЮЩЕГО}} {{ДОЛЖНИК_НАИМЕНОВАНИЕ}}, член СРО: {{СРО}}, ИНН {{ИНН_УПРАВЛЯЮЩЕГО}}, рег. номер в сводном реестре {{РЕГ_НОМЕР_АУ}}, адрес для корреспонденции: {{АДРЕС_АУ}}, тел. {{ТЕЛ_АУ}}, e-mail {{EMAIL_АУ}}</w:t>
+      </w:r>
+    </w:p>
+    <w:p/>
+    <w:p>
+      <w:r>
+        <w:t>Исх. № {{ИСХ_НОМЕР}} от {{ДАТА}}</w:t>
       </w:r>
     </w:p>
     <w:p/>
@@ -28,7 +34,7 @@
     <w:p/>
     <w:p>
       <w:r>
-        <w:t>В соответствии со ст. 24.1 127-ФЗ направляю копию договора (полиса) обязательного страхования ответственности арбитражного управляющего № {{ПОЛИС}} от {{ДАТА_ПОЛИСА}}, заключённого со страховщиком {{СТРАХОВЩИК}} на срок с {{ПЕРИОД_С}} по {{ПЕРИОД_ПО}}{{ДОПОЛНИТЕЛЬНОЕ_СТРАХОВАНИЕ}}.</w:t>
+        <w:t>В соответствии с п. 10 ст. 24.1 127-ФЗ направляю копию договора (полиса) обязательного страхования ответственности арбитражного управляющего № {{ПОЛИС}} от {{ДАТА_ПОЛИСА}}, заключённого со страховщиком {{СТРАХОВЩИК}} на срок с {{ПЕРИОД_С}} по {{ПЕРИОД_ПО}}{{ДОПОЛНИТЕЛЬНОЕ_СТРАХОВАНИЕ}}.</w:t>
       </w:r>
     </w:p>
     <w:p/>

--- a/docs/docx/strahovanie_sro.docx
+++ b/docs/docx/strahovanie_sro.docx
@@ -7,9 +7,35 @@
         <w:t>В {{СРО}}</w:t>
       </w:r>
     </w:p>
+    <w:p/>
     <w:p>
       <w:r>
-        <w:t>От: {{ФИО_УПРАВЛЯЮЩЕГО}}, {{ВИД_УПРАВЛЯЮЩЕГО}} {{ДОЛЖНИК_НАИМЕНОВАНИЕ}}, член СРО: {{СРО}}, ИНН {{ИНН_УПРАВЛЯЮЩЕГО}}, рег. номер в сводном реестре {{РЕГ_НОМЕР_АУ}}, адрес для корреспонденции: {{АДРЕС_АУ}}, тел. {{ТЕЛ_АУ}}, e-mail {{EMAIL_АУ}}</w:t>
+        <w:t>{{ВИД_УПРАВЛЯЮЩЕГО}} {{ДОЛЖНИК_НАИМЕНОВАНИЕ}}</w:t>
+      </w:r>
+    </w:p>
+    <w:p>
+      <w:r>
+        <w:t>{{ФИО_УПРАВЛЯЮЩЕГО}}</w:t>
+      </w:r>
+    </w:p>
+    <w:p>
+      <w:r>
+        <w:t>ИНН {{ИНН_УПРАВЛЯЮЩЕГО}}, рег. номер в сводном реестре {{РЕГ_НОМЕР_АУ}}</w:t>
+      </w:r>
+    </w:p>
+    <w:p>
+      <w:r>
+        <w:t>Член СРО: {{СРО}}</w:t>
+      </w:r>
+    </w:p>
+    <w:p>
+      <w:r>
+        <w:t>Адрес для корреспонденции: {{АДРЕС_АУ}}</w:t>
+      </w:r>
+    </w:p>
+    <w:p>
+      <w:r>
+        <w:t>Тел. {{ТЕЛ_АУ}}, e-mail {{EMAIL_АУ}}</w:t>
       </w:r>
     </w:p>
     <w:p/>
@@ -21,6 +47,7 @@
     <w:p/>
     <w:p>
       <w:pPr>
+        <w:keepNext/>
         <w:jc w:val="center"/>
       </w:pPr>
       <w:r>
@@ -33,26 +60,73 @@
     </w:p>
     <w:p/>
     <w:p>
+      <w:pPr>
+        <w:keepNext/>
+      </w:pPr>
       <w:r>
         <w:t>В соответствии с п. 10 ст. 24.1 127-ФЗ направляю копию договора (полиса) обязательного страхования ответственности арбитражного управляющего № {{ПОЛИС}} от {{ДАТА_ПОЛИСА}}, заключённого со страховщиком {{СТРАХОВЩИК}} на срок с {{ПЕРИОД_С}} по {{ПЕРИОД_ПО}}{{ДОПОЛНИТЕЛЬНОЕ_СТРАХОВАНИЕ}}.</w:t>
       </w:r>
     </w:p>
-    <w:p/>
     <w:p>
+      <w:pPr>
+        <w:keepNext/>
+        <w:keepLines/>
+      </w:pPr>
+    </w:p>
+    <w:p>
+      <w:pPr>
+        <w:keepNext/>
+        <w:keepLines/>
+      </w:pPr>
       <w:r>
-        <w:t>Приложение: копия договора (полиса), копия квитанции об оплате.</w:t>
+        <w:t>Приложение:</w:t>
       </w:r>
     </w:p>
-    <w:p/>
     <w:p>
+      <w:pPr>
+        <w:keepNext/>
+        <w:keepLines/>
+      </w:pPr>
       <w:r>
-        <w:t>__________________ / {{ФИО_УПРАВЛЯЮЩЕГО}} /</w:t>
+        <w:t>1. Копия договора (полиса){{#if ПРИЛ_1_ЛИСТОВ}} на {{ПРИЛ_1_ЛИСТОВ}} л.{{/if}} в {{ПРИЛ_1_ЭКЗ}} экз.</w:t>
       </w:r>
     </w:p>
-    <w:p/>
     <w:p>
+      <w:pPr>
+        <w:keepNext/>
+        <w:keepLines/>
+      </w:pPr>
       <w:r>
-        <w:t>{{ДАТА}}</w:t>
+        <w:t>2. Копия квитанции об оплате{{#if ПРИЛ_2_ЛИСТОВ}} на {{ПРИЛ_2_ЛИСТОВ}} л.{{/if}} в {{ПРИЛ_2_ЭКЗ}} экз.</w:t>
+      </w:r>
+    </w:p>
+    <w:p>
+      <w:pPr>
+        <w:keepNext/>
+        <w:keepLines/>
+      </w:pPr>
+    </w:p>
+    <w:p>
+      <w:pPr>
+        <w:keepNext/>
+        <w:keepLines/>
+      </w:pPr>
+      <w:r>
+        <w:t>{{ВИД_УПРАВЛЯЮЩЕГО}} {{ДОЛЖНИК_НАИМЕНОВАНИЕ}}</w:t>
+      </w:r>
+    </w:p>
+    <w:p>
+      <w:pPr>
+        <w:keepNext/>
+        <w:keepLines/>
+      </w:pPr>
+    </w:p>
+    <w:p>
+      <w:pPr>
+        <w:keepLines/>
+      </w:pPr>
+      <w:r>
+        <w:t>__________________ / {{ФИО_УПРАВЛЯЮЩЕГО_ИОФ}} /</w:t>
       </w:r>
     </w:p>
     <w:sectPr>
@@ -431,6 +505,7 @@
     <w:rPr>
       <w:rFonts w:ascii="Times New Roman" w:hAnsi="Times New Roman"/>
       <w:sz w:val="24"/>
+      <w:lang w:val="ru-RU" w:eastAsia="ru-RU"/>
     </w:rPr>
   </w:style>
   <w:style w:type="paragraph" w:styleId="Header">

--- a/docs/docx/strahovanie_sro.docx
+++ b/docs/docx/strahovanie_sro.docx
@@ -123,10 +123,43 @@
     </w:p>
     <w:p>
       <w:pPr>
+        <w:keepNext/>
         <w:keepLines/>
       </w:pPr>
       <w:r>
-        <w:t>__________________ / {{ФИО_УПРАВЛЯЮЩЕГО_ИОФ}} /</w:t>
+        <w:t>__________________ {{ФИО_УПРАВЛЯЮЩЕГО_ИОФ}}</w:t>
+      </w:r>
+    </w:p>
+    <w:p>
+      <w:pPr>
+        <w:keepNext/>
+        <w:keepLines/>
+      </w:pPr>
+    </w:p>
+    <w:p>
+      <w:pPr>
+        <w:keepNext/>
+        <w:keepLines/>
+      </w:pPr>
+      <w:r>
+        <w:t>{{#if executor_mark}}</w:t>
+      </w:r>
+    </w:p>
+    <w:p>
+      <w:pPr>
+        <w:keepNext/>
+        <w:keepLines/>
+      </w:pPr>
+      <w:r>
+        <w:t>{{ИСПОЛНИТЕЛЬ_ФИО}}{{#if ИСПОЛНИТЕЛЬ_ТЕЛЕФОН}}, тел. {{ИСПОЛНИТЕЛЬ_ТЕЛЕФОН}}{{/if}}</w:t>
+      </w:r>
+    </w:p>
+    <w:p>
+      <w:pPr>
+        <w:keepLines/>
+      </w:pPr>
+      <w:r>
+        <w:t>{{/if}}</w:t>
       </w:r>
     </w:p>
     <w:sectPr>
